--- a/docs/test_coverage_summary.docx
+++ b/docs/test_coverage_summary.docx
@@ -11052,6 +11052,11 @@
       </w:tr>
     </w:tbl>
     <w:p/>
+    <w:p>
+      <w:r>
+        <w:t>Сейчас часть локаторов в веб-тестах завязана на текст, CSS-классы или структуру DOM — это стандартный подход, но он делает тесты хрупкими: любое изменение вёрстки, редизайн или адаптация под другую продуктовую линейку (даже без изменения логики) может сломать тесты, которые фактически проверяют то же самое поведение. для стабильности тестов и упрощения их написания добавить атрибут data-testid на ключевые элементы.</w:t>
+      </w:r>
+    </w:p>
     <w:sectPr>
       <w:pgSz w:w="11906" w:h="16838"/>
       <w:pgMar w:top="1440" w:right="1440" w:bottom="1440" w:left="1440" w:header="708" w:footer="708" w:gutter="0"/>
